--- a/por/docx/42.content.docx
+++ b/por/docx/42.content.docx
@@ -28,22 +28,6 @@
       </w:r>
     </w:p>
     <w:p>
-      <w:pPr>
-        <w:pStyle w:val="Heading2"/>
-      </w:pPr>
-      <w:r>
-        <w:rPr>
-          <w:lang w:val="pt_PT" w:bidi="pt_PT"/>
-        </w:rPr>
-        <w:t>License Information</w:t>
-      </w:r>
-      <w:r>
-        <w:rPr>
-          <w:lang w:val="pt_PT" w:bidi="pt_PT"/>
-        </w:rPr>
-      </w:r>
-    </w:p>
-    <w:p>
       <w:pPr/>
       <w:r>
         <w:rPr>
@@ -55,86 +39,25 @@
           <w:b/>
           <w:lang w:val="pt_PT" w:bidi="pt_PT"/>
         </w:rPr>
-        <w:t>Notas de Estudo (Biblica)</w:t>
-      </w:r>
-      <w:r>
-        <w:rPr>
-          <w:lang w:val="pt_PT" w:bidi="pt_PT"/>
-        </w:rPr>
-        <w:t xml:space="preserve"> (Portuguese) is based on</w:t>
-      </w:r>
-      <w:r>
-        <w:rPr>
-          <w:lang w:val="pt_PT" w:bidi="pt_PT"/>
-        </w:rPr>
-        <w:t xml:space="preserve">: </w:t>
-      </w:r>
-      <w:r>
-        <w:rPr>
-          <w:lang w:val="pt_PT" w:bidi="pt_PT"/>
-        </w:rPr>
         <w:t>Biblica Study Notes</w:t>
       </w:r>
       <w:r>
         <w:rPr>
           <w:lang w:val="pt_PT" w:bidi="pt_PT"/>
         </w:rPr>
-        <w:t xml:space="preserve">, </w:t>
-      </w:r>
-      <w:hyperlink r:id="rId13">
-        <w:r>
-          <w:rPr>
-            <w:lang w:val="pt_PT" w:bidi="pt_PT"/>
-          </w:rPr>
-          <w:rPr>
-            <w:color w:val="0000EE"/>
-            <w:u w:val="single"/>
-          </w:rPr>
-          <w:t>Biblica Inc.</w:t>
-        </w:r>
-      </w:hyperlink>
-      <w:r>
-        <w:rPr>
-          <w:lang w:val="pt_PT" w:bidi="pt_PT"/>
-        </w:rPr>
-        <w:t xml:space="preserve">, 2023, which is licensed under a </w:t>
-      </w:r>
-      <w:hyperlink r:id="rId14">
-        <w:r>
-          <w:rPr>
-            <w:lang w:val="pt_PT" w:bidi="pt_PT"/>
-          </w:rPr>
-          <w:rPr>
-            <w:color w:val="0000EE"/>
-            <w:u w:val="single"/>
-          </w:rPr>
-          <w:t>CC BY-SA 4.0 license</w:t>
-        </w:r>
-      </w:hyperlink>
-      <w:r>
-        <w:rPr>
-          <w:lang w:val="pt_PT" w:bidi="pt_PT"/>
-        </w:rPr>
-        <w:t>.</w:t>
-      </w:r>
-      <w:r>
-        <w:rPr>
-          <w:lang w:val="pt_PT" w:bidi="pt_PT"/>
-        </w:rPr>
-      </w:r>
-    </w:p>
-    <w:p>
-      <w:pPr/>
-      <w:r>
-        <w:rPr>
-          <w:lang w:val="pt_PT" w:bidi="pt_PT"/>
-        </w:rPr>
-      </w:r>
-      <w:r>
-        <w:rPr>
-          <w:lang w:val="pt_PT" w:bidi="pt_PT"/>
-        </w:rPr>
-        <w:t>This PDF version is provided under the same license.</w:t>
+        <w:t xml:space="preserve"> © 2023 Biblica Inc. Released under CC BY-SA 4.0 license. </w:t>
+      </w:r>
+      <w:r>
+        <w:rPr>
+          <w:lang w:val="pt_PT" w:bidi="pt_PT"/>
+        </w:rPr>
+        <w:t>Biblica Study Notes</w:t>
+      </w:r>
+      <w:r>
+        <w:rPr>
+          <w:lang w:val="pt_PT" w:bidi="pt_PT"/>
+        </w:rPr>
+        <w:t xml:space="preserve"> has been adapted in the following languages: Tok Pisin, Arabic (عربي), French (Français), Hindi (हिंदी), Indonesian (Bahasa Indonesia), Portuguese (Português), Russian (Русский), Spanish (Español), Swahili (Kiswahili), and Simplified Chinese (简体中文)from Biblica Study Notes © 2023 Biblica Inc. Released under CC BY-SA 4.0 license by Mission Mutual</w:t>
       </w:r>
       <w:r>
         <w:rPr>

--- a/por/docx/42.content.docx
+++ b/por/docx/42.content.docx
@@ -116,26 +116,6 @@
           <w:lang w:val="pt_PT" w:bidi="pt_PT"/>
         </w:rPr>
         <w:t>LUK</w:t>
-      </w:r>
-      <w:r>
-        <w:rPr>
-          <w:lang w:val="pt_PT" w:bidi="pt_PT"/>
-        </w:rPr>
-      </w:r>
-    </w:p>
-    <w:p>
-      <w:pPr/>
-      <w:r>
-        <w:rPr>
-          <w:lang w:val="pt_PT" w:bidi="pt_PT"/>
-        </w:rPr>
-      </w:r>
-      <w:r>
-        <w:rPr>
-          <w:i/>
-          <w:lang w:val="pt_PT" w:bidi="pt_PT"/>
-        </w:rPr>
-        <w:t>Lucas 1.1–4, Lucas 1.5–25, Lucas 1.26–38, Lucas 1.39–56, Lucas 1.57–80, Lucas 2.1–20, Lucas 2.21–38, Lucas 2.39–52, Lucas 3.1–14, Lucas 3.15–22, Lucas 3.23–38, Lucas 4.1–13, Lucas 4.14–30, Lucas 4.31–44, Lucas 5.1–16, Lucas 5.17–26, Lucas 5.27–39, Lucas 6.1–11, Lucas 6.12–26, Lucas 6.27–49, Lucas 7.1–17, Lucas 7.18–35, Lucas 7.36–50, Lucas 8.1–18, Lucas 8.19–21, Lucas 8.22–39, Lucas 8.40–56, Lucas 9.1–17, Lucas 9.18–27, Lucas 9.28–36, Lucas 9.37–50, Lucas 9.51–62, Lucas 10.1–24, Lucas 10.25–37, Lucas 10.38–42, Lucas 11.1–13, Lucas 11.14–26, Lucas 11.27–36, Lucas 11.37–54, Lucas 12.1–12, Lucas 12.13–34, Lucas 12.35–59, Lucas 13.1–9, Lucas 13.10–17, Lucas 13.18–30, Lucas 13.31–35, Lucas 14.1–14, Lucas 14.15–24, Lucas 14.25–35, Lucas 15.1–10, Lucas 15.11–32, Lucas 16.1–12, Lucas 16.13–18, Lucas 16.19–31, Lucas 17.1–10, Lucas 17.11–19, Lucas 17.20–37, Lucas 18.1–17, Lucas 18.18–30, Lucas 18.31–43, Lucas 19.1–10, Lucas 19.11–27, Lucas 19.28–46, Lucas 19.47–20.19, Lucas 20.20–44, Lucas 20.45–21.4, Lucas 21.5–36, Lucas 21.37–22.6, Lucas 22.7–30, Lucas 22.31–46, Lucas 22.47–62, Lucas 22.63–23.7, Lucas 23.8–25, Lucas 23.26–43, Lucas 23.44–56, Lucas 24.1–12, Lucas 24.13–35, Lucas 24.36–53</w:t>
       </w:r>
       <w:r>
         <w:rPr>

--- a/por/docx/42.content.docx
+++ b/por/docx/42.content.docx
@@ -19,7 +19,7 @@
         <w:rPr>
           <w:lang w:val="pt_PT" w:bidi="pt_PT"/>
         </w:rPr>
-        <w:t>Resource: Notas de Estudo (Biblica)</w:t>
+        <w:t>Resource: Biblica Study Notes</w:t>
       </w:r>
       <w:r>
         <w:rPr>
@@ -78,7 +78,7 @@
         <w:rPr>
           <w:lang w:val="pt_PT" w:bidi="pt_PT"/>
         </w:rPr>
-        <w:t>Notas de Estudo (Biblica)</w:t>
+        <w:t>Biblica Study Notes</w:t>
       </w:r>
     </w:p>
     <w:p>
